--- a/public/data/TUAN 8/DE_THI/de_thi_hsg_lam_dong_1_2_(8).docx
+++ b/public/data/TUAN 8/DE_THI/de_thi_hsg_lam_dong_1_2_(8).docx
@@ -965,255 +965,21 @@
       </w:r>
     </w:p>
     <w:p>
-      <w:r>
-        <w:br w:type="page"/>
-      </w:r>
-    </w:p>
-    <w:p>
       <w:pPr>
-        <w:pStyle w:val="Heading1"/>
+        <w:jc w:val="center"/>
       </w:pPr>
       <w:r>
         <w:rPr>
-          <w:rFonts w:ascii="Times New Roman" w:hAnsi="Times New Roman"/>
           <w:b/>
-          <w:color w:val="003366"/>
-          <w:sz w:val="28"/>
         </w:rPr>
-        <w:t>ĐÁP ÁN VÀ HƯỚNG DẪN CHẤM ĐỀ SỐ 08</w:t>
-      </w:r>
-    </w:p>
-    <w:p>
-      <w:pPr>
-        <w:pStyle w:val="Heading2"/>
-      </w:pPr>
-      <w:r>
-        <w:rPr>
-          <w:rFonts w:ascii="Times New Roman" w:hAnsi="Times New Roman"/>
-          <w:b/>
-          <w:sz w:val="24"/>
-        </w:rPr>
-        <w:t>BÀI 1: PALINPRIME.PY (10.0 ĐIỂM)</w:t>
-      </w:r>
-    </w:p>
-    <w:p>
-      <w:r>
-        <w:rPr>
-          <w:rFonts w:ascii="Times New Roman" w:hAnsi="Times New Roman"/>
-          <w:b/>
-          <w:sz w:val="22"/>
-        </w:rPr>
-        <w:t>1. Thuật toán chi tiết:</w:t>
+        <w:t>------------------ HẾT ------------------</w:t>
         <w:br/>
       </w:r>
       <w:r>
         <w:rPr>
-          <w:rFonts w:ascii="Times New Roman" w:hAnsi="Times New Roman"/>
-          <w:sz w:val="22"/>
+          <w:i/>
         </w:rPr>
-        <w:t>- Đọc xâu S từ tệp PALINPRIME.INP bằng f.read().strip().</w:t>
-        <w:br/>
-        <w:t>- Duyệt xâu S và dùng biến tạm temp để nối các chữ số liên tiếp thành một chuỗi số.</w:t>
-        <w:br/>
-        <w:t>- Xử lý số cuối cùng ngoài vòng lặp if temp != '': numbers.append(int(temp)).</w:t>
-        <w:br/>
-        <w:t>- Viết hàm kiểm tra Số đối xứng chữ số nguyên tố:</w:t>
-        <w:br/>
-        <w:t xml:space="preserve">  + Kiểm tra đối xứng: str(n) == str(n)[::-1].</w:t>
-        <w:br/>
-        <w:t xml:space="preserve">  + Kiểm tra toàn chữ số nguyên tố: Tải tất cả ký tự trong str(n) phải thuộc tập {'2', '3', '5', '7'}.</w:t>
-        <w:br/>
-        <w:t>- Ghi kết quả ra tệp PALINPRIME.OUT.</w:t>
-      </w:r>
-    </w:p>
-    <w:p>
-      <w:pPr>
-        <w:spacing w:before="80"/>
-      </w:pPr>
-      <w:r>
-        <w:rPr>
-          <w:rFonts w:ascii="Times New Roman" w:hAnsi="Times New Roman"/>
-          <w:b/>
-          <w:sz w:val="22"/>
-        </w:rPr>
-        <w:t>2. Mã nguồn Python mẫu (Tối ưu):</w:t>
-      </w:r>
-    </w:p>
-    <w:p>
-      <w:pPr>
-        <w:spacing w:before="40" w:after="160"/>
-        <w:ind w:left="288"/>
-      </w:pPr>
-      <w:r>
-        <w:rPr>
-          <w:rFonts w:ascii="Courier New" w:hAnsi="Courier New"/>
-          <w:sz w:val="19"/>
-        </w:rPr>
-        <w:t>def is_palin_prime_digits(n):</w:t>
-        <w:br/>
-        <w:t xml:space="preserve">    s = str(n)</w:t>
-        <w:br/>
-        <w:t xml:space="preserve">    if s != s[::-1]:</w:t>
-        <w:br/>
-        <w:t xml:space="preserve">        return False</w:t>
-        <w:br/>
-        <w:t xml:space="preserve">    prime_digits = {'2', '3', '5', '7'}</w:t>
-        <w:br/>
-        <w:t xml:space="preserve">    return all(ch in prime_digits for ch in s)</w:t>
-        <w:br/>
-        <w:br/>
-        <w:t># Đọc dữ liệu từ tệp</w:t>
-        <w:br/>
-        <w:t>with open('PALINPRIME.INP', 'r', encoding='utf-8') as f:</w:t>
-        <w:br/>
-        <w:t xml:space="preserve">    s = f.read().strip()</w:t>
-        <w:br/>
-        <w:br/>
-        <w:t>temp = ''</w:t>
-        <w:br/>
-        <w:t>numbers = []</w:t>
-        <w:br/>
-        <w:t>for char in s:</w:t>
-        <w:br/>
-        <w:t xml:space="preserve">    if char.isdigit():</w:t>
-        <w:br/>
-        <w:t xml:space="preserve">        temp += char</w:t>
-        <w:br/>
-        <w:t xml:space="preserve">    else:</w:t>
-        <w:br/>
-        <w:t xml:space="preserve">        if temp != '':</w:t>
-        <w:br/>
-        <w:t xml:space="preserve">            numbers.append(int(temp))</w:t>
-        <w:br/>
-        <w:t xml:space="preserve">            temp = ''</w:t>
-        <w:br/>
-        <w:t>if temp != '':</w:t>
-        <w:br/>
-        <w:t xml:space="preserve">    numbers.append(int(temp))</w:t>
-        <w:br/>
-        <w:br/>
-        <w:t>res = [x for x in numbers if is_palin_prime_digits(x)]</w:t>
-        <w:br/>
-        <w:br/>
-        <w:t># Ghi kết quả</w:t>
-        <w:br/>
-        <w:t>with open('PALINPRIME.OUT', 'w', encoding='utf-8') as f:</w:t>
-        <w:br/>
-        <w:t xml:space="preserve">    if not res:</w:t>
-        <w:br/>
-        <w:t xml:space="preserve">        f.write('-1\n')</w:t>
-        <w:br/>
-        <w:t xml:space="preserve">    else:</w:t>
-        <w:br/>
-        <w:t xml:space="preserve">        f.write(f'{len(res)}\n')</w:t>
-        <w:br/>
-        <w:t xml:space="preserve">        f.write(' '.join(map(str, res)) + '\n')</w:t>
-        <w:br/>
-        <w:t xml:space="preserve">        f.write(f'{sum(res)}\n')</w:t>
-      </w:r>
-    </w:p>
-    <w:p>
-      <w:pPr>
-        <w:pStyle w:val="Heading2"/>
-      </w:pPr>
-      <w:r>
-        <w:rPr>
-          <w:rFonts w:ascii="Times New Roman" w:hAnsi="Times New Roman"/>
-          <w:b/>
-          <w:sz w:val="24"/>
-        </w:rPr>
-        <w:t>BÀI 2: BODILINH.PY (10.0 ĐIỂM)</w:t>
-      </w:r>
-    </w:p>
-    <w:p>
-      <w:r>
-        <w:rPr>
-          <w:rFonts w:ascii="Times New Roman" w:hAnsi="Times New Roman"/>
-          <w:b/>
-          <w:sz w:val="22"/>
-        </w:rPr>
-        <w:t>1. Thuật toán chi tiết (Tham lam - Greedy):</w:t>
-        <w:br/>
-      </w:r>
-      <w:r>
-        <w:rPr>
-          <w:rFonts w:ascii="Times New Roman" w:hAnsi="Times New Roman"/>
-          <w:sz w:val="22"/>
-        </w:rPr>
-        <w:t>- Đọc dữ liệu N, K và mảng A từ tệp BODILINH.INP.</w:t>
-        <w:br/>
-        <w:t>- Sắp xếp mảng A theo chiều tăng dần bằng thuật toán a.sort() có độ phức tạp O(N log N).</w:t>
-        <w:br/>
-        <w:t>- Khởi tạo biến đếm count = 0 và biến tích lũy total_weight = 0.</w:t>
-        <w:br/>
-        <w:t>- Duyệt qua từng sản lượng bơ trong mảng A: Nếu total_weight + weight &lt;= K thì cộng dồn weight vào total_weight và tăng count thêm 1. Ngược lại thì dừng vòng lặp (break).</w:t>
-        <w:br/>
-        <w:t>- Ghi kết quả count và total_weight ra tệp BODILINH.OUT.</w:t>
-      </w:r>
-    </w:p>
-    <w:p>
-      <w:pPr>
-        <w:spacing w:before="80"/>
-      </w:pPr>
-      <w:r>
-        <w:rPr>
-          <w:rFonts w:ascii="Times New Roman" w:hAnsi="Times New Roman"/>
-          <w:b/>
-          <w:sz w:val="22"/>
-        </w:rPr>
-        <w:t>2. Mã nguồn Python mẫu (Tối ưu):</w:t>
-      </w:r>
-    </w:p>
-    <w:p>
-      <w:pPr>
-        <w:spacing w:before="40" w:after="160"/>
-        <w:ind w:left="288"/>
-      </w:pPr>
-      <w:r>
-        <w:rPr>
-          <w:rFonts w:ascii="Courier New" w:hAnsi="Courier New"/>
-          <w:sz w:val="19"/>
-        </w:rPr>
-        <w:t>with open('BODILINH.INP', 'r', encoding='utf-8') as f:</w:t>
-        <w:br/>
-        <w:t xml:space="preserve">    lines = f.read().split()</w:t>
-        <w:br/>
-        <w:br/>
-        <w:t>if lines:</w:t>
-        <w:br/>
-        <w:t xml:space="preserve">    n = int(lines[0])</w:t>
-        <w:br/>
-        <w:t xml:space="preserve">    k = int(lines[1])</w:t>
-        <w:br/>
-        <w:t xml:space="preserve">    a = [int(x) for x in lines[2:]]</w:t>
-        <w:br/>
-        <w:br/>
-        <w:t xml:space="preserve">    # Chiến lược Tham lam: Sắp xếp tăng dần</w:t>
-        <w:br/>
-        <w:t xml:space="preserve">    a.sort()</w:t>
-        <w:br/>
-        <w:br/>
-        <w:t xml:space="preserve">    count = 0</w:t>
-        <w:br/>
-        <w:t xml:space="preserve">    total_weight = 0</w:t>
-        <w:br/>
-        <w:br/>
-        <w:t xml:space="preserve">    for weight in a:</w:t>
-        <w:br/>
-        <w:t xml:space="preserve">        if total_weight + weight &lt;= k:</w:t>
-        <w:br/>
-        <w:t xml:space="preserve">            total_weight += weight</w:t>
-        <w:br/>
-        <w:t xml:space="preserve">            count += 1</w:t>
-        <w:br/>
-        <w:t xml:space="preserve">        else:</w:t>
-        <w:br/>
-        <w:t xml:space="preserve">            break</w:t>
-        <w:br/>
-        <w:br/>
-        <w:t xml:space="preserve">    with open('BODILINH.OUT', 'w', encoding='utf-8') as f:</w:t>
-        <w:br/>
-        <w:t xml:space="preserve">        f.write(f'{count} {total_weight}\n')</w:t>
+        <w:t>(Cán bộ coi thi không giải thích gì thêm)</w:t>
       </w:r>
     </w:p>
     <w:sectPr>
